--- a/DSA521S_Group11_Source_Code.docx
+++ b/DSA521S_Group11_Source_Code.docx
@@ -144,10 +144,10 @@
     <w:p>
       <w:pPr>
         <w:keepNext/>
-        <w:spacing w:before="0" w:after="160"/>
         <w:pBdr>
           <w:bottom w:val="single" w:sz="12" w:color="01696F"/>
         </w:pBdr>
+        <w:spacing w:before="0" w:after="160"/>
       </w:pPr>
     </w:p>
     <w:p>
@@ -381,10 +381,10 @@
     <w:p>
       <w:pPr>
         <w:keepNext/>
-        <w:spacing w:before="0" w:after="160"/>
         <w:pBdr>
           <w:bottom w:val="single" w:sz="12" w:color="01696F"/>
         </w:pBdr>
+        <w:spacing w:before="0" w:after="160"/>
       </w:pPr>
     </w:p>
     <w:p>
@@ -1450,10 +1450,10 @@
     <w:p>
       <w:pPr>
         <w:keepNext/>
-        <w:spacing w:before="0" w:after="160"/>
         <w:pBdr>
           <w:bottom w:val="single" w:sz="12" w:color="01696F"/>
         </w:pBdr>
+        <w:spacing w:before="0" w:after="160"/>
       </w:pPr>
     </w:p>
     <w:p>
@@ -4056,10 +4056,10 @@
     <w:p>
       <w:pPr>
         <w:keepNext/>
-        <w:spacing w:before="0" w:after="160"/>
         <w:pBdr>
           <w:bottom w:val="single" w:sz="12" w:color="01696F"/>
         </w:pBdr>
+        <w:spacing w:before="0" w:after="160"/>
       </w:pPr>
     </w:p>
     <w:p>
@@ -8462,10 +8462,10 @@
     <w:p>
       <w:pPr>
         <w:keepNext/>
-        <w:spacing w:before="0" w:after="160"/>
         <w:pBdr>
           <w:bottom w:val="single" w:sz="12" w:color="01696F"/>
         </w:pBdr>
+        <w:spacing w:before="0" w:after="160"/>
       </w:pPr>
     </w:p>
     <w:p>
@@ -10232,10 +10232,10 @@
     <w:p>
       <w:pPr>
         <w:keepNext/>
-        <w:spacing w:before="0" w:after="160"/>
         <w:pBdr>
           <w:bottom w:val="single" w:sz="12" w:color="01696F"/>
         </w:pBdr>
+        <w:spacing w:before="0" w:after="160"/>
       </w:pPr>
     </w:p>
     <w:p>
@@ -12992,10 +12992,10 @@
     <w:p>
       <w:pPr>
         <w:keepNext/>
-        <w:spacing w:before="0" w:after="160"/>
         <w:pBdr>
           <w:bottom w:val="single" w:sz="12" w:color="01696F"/>
         </w:pBdr>
+        <w:spacing w:before="0" w:after="160"/>
       </w:pPr>
     </w:p>
     <w:p>
@@ -15705,10 +15705,10 @@
     <w:p>
       <w:pPr>
         <w:keepNext/>
-        <w:spacing w:before="0" w:after="160"/>
         <w:pBdr>
           <w:bottom w:val="single" w:sz="12" w:color="01696F"/>
         </w:pBdr>
+        <w:spacing w:before="0" w:after="160"/>
       </w:pPr>
     </w:p>
     <w:p>
@@ -17062,10 +17062,10 @@
     <w:p>
       <w:pPr>
         <w:keepNext/>
-        <w:spacing w:before="0" w:after="160"/>
         <w:pBdr>
           <w:bottom w:val="single" w:sz="12" w:color="01696F"/>
         </w:pBdr>
+        <w:spacing w:before="0" w:after="160"/>
       </w:pPr>
     </w:p>
     <w:p>
@@ -23795,10 +23795,10 @@
     <w:p>
       <w:pPr>
         <w:keepNext/>
-        <w:spacing w:before="0" w:after="160"/>
         <w:pBdr>
           <w:bottom w:val="single" w:sz="12" w:color="01696F"/>
         </w:pBdr>
+        <w:spacing w:before="0" w:after="160"/>
       </w:pPr>
     </w:p>
     <w:p>
@@ -26885,10 +26885,10 @@
     <w:p>
       <w:pPr>
         <w:keepNext/>
-        <w:spacing w:before="0" w:after="160"/>
         <w:pBdr>
           <w:bottom w:val="single" w:sz="12" w:color="01696F"/>
         </w:pBdr>
+        <w:spacing w:before="0" w:after="160"/>
       </w:pPr>
     </w:p>
     <w:p>
@@ -31533,10 +31533,10 @@
     <w:p>
       <w:pPr>
         <w:keepNext/>
-        <w:spacing w:before="0" w:after="160"/>
         <w:pBdr>
           <w:bottom w:val="single" w:sz="12" w:color="01696F"/>
         </w:pBdr>
+        <w:spacing w:before="0" w:after="160"/>
       </w:pPr>
     </w:p>
     <w:p>
